--- a/list_templates/zuschuss_betreuer.docx
+++ b/list_templates/zuschuss_betreuer.docx
@@ -1,6 +1,6 @@
 
 <file path=word/document.xml><?xml version="1.0" encoding="utf-8"?>
-<w:document xmlns:wpc="http://schemas.microsoft.com/office/word/2010/wordprocessingCanvas" xmlns:cx="http://schemas.microsoft.com/office/drawing/2014/chartex" xmlns:cx1="http://schemas.microsoft.com/office/drawing/2015/9/8/chartex" xmlns:cx2="http://schemas.microsoft.com/office/drawing/2015/10/21/chartex" xmlns:cx3="http://schemas.microsoft.com/office/drawing/2016/5/9/chartex" xmlns:cx4="http://schemas.microsoft.com/office/drawing/2016/5/10/chartex" xmlns:cx5="http://schemas.microsoft.com/office/drawing/2016/5/11/chartex" xmlns:cx6="http://schemas.microsoft.com/office/drawing/2016/5/12/chartex" xmlns:cx7="http://schemas.microsoft.com/office/drawing/2016/5/13/chartex" xmlns:cx8="http://schemas.microsoft.com/office/drawing/2016/5/14/chartex" xmlns:mc="http://schemas.openxmlformats.org/markup-compatibility/2006" xmlns:aink="http://schemas.microsoft.com/office/drawing/2016/ink" xmlns:am3d="http://schemas.microsoft.com/office/drawing/2017/model3d" xmlns:o="urn:schemas-microsoft-com:office:office" xmlns:oel="http://schemas.microsoft.com/office/2019/extlst" xmlns:r="http://schemas.openxmlformats.org/officeDocument/2006/relationships" xmlns:m="http://schemas.openxmlformats.org/officeDocument/2006/math" xmlns:v="urn:schemas-microsoft-com:vml" xmlns:wp14="http://schemas.microsoft.com/office/word/2010/wordprocessingDrawing" xmlns:wp="http://schemas.openxmlformats.org/drawingml/2006/wordprocessingDrawing" xmlns:w10="urn:schemas-microsoft-com:office:word" xmlns:w="http://schemas.openxmlformats.org/wordprocessingml/2006/main" xmlns:w14="http://schemas.microsoft.com/office/word/2010/wordml" xmlns:w15="http://schemas.microsoft.com/office/word/2012/wordml" xmlns:w16cex="http://schemas.microsoft.com/office/word/2018/wordml/cex" xmlns:w16cid="http://schemas.microsoft.com/office/word/2016/wordml/cid" xmlns:w16="http://schemas.microsoft.com/office/word/2018/wordml" xmlns:w16sdtdh="http://schemas.microsoft.com/office/word/2020/wordml/sdtdatahash" xmlns:w16se="http://schemas.microsoft.com/office/word/2015/wordml/symex" xmlns:wpg="http://schemas.microsoft.com/office/word/2010/wordprocessingGroup" xmlns:wpi="http://schemas.microsoft.com/office/word/2010/wordprocessingInk" xmlns:wne="http://schemas.microsoft.com/office/word/2006/wordml" xmlns:wps="http://schemas.microsoft.com/office/word/2010/wordprocessingShape" mc:Ignorable="w14 w15 w16se w16cid w16 w16cex w16sdtdh wp14">
+<w:document xmlns:wpc="http://schemas.microsoft.com/office/word/2010/wordprocessingCanvas" xmlns:cx="http://schemas.microsoft.com/office/drawing/2014/chartex" xmlns:cx1="http://schemas.microsoft.com/office/drawing/2015/9/8/chartex" xmlns:cx2="http://schemas.microsoft.com/office/drawing/2015/10/21/chartex" xmlns:cx3="http://schemas.microsoft.com/office/drawing/2016/5/9/chartex" xmlns:cx4="http://schemas.microsoft.com/office/drawing/2016/5/10/chartex" xmlns:cx5="http://schemas.microsoft.com/office/drawing/2016/5/11/chartex" xmlns:cx6="http://schemas.microsoft.com/office/drawing/2016/5/12/chartex" xmlns:cx7="http://schemas.microsoft.com/office/drawing/2016/5/13/chartex" xmlns:cx8="http://schemas.microsoft.com/office/drawing/2016/5/14/chartex" xmlns:mc="http://schemas.openxmlformats.org/markup-compatibility/2006" xmlns:aink="http://schemas.microsoft.com/office/drawing/2016/ink" xmlns:am3d="http://schemas.microsoft.com/office/drawing/2017/model3d" xmlns:o="urn:schemas-microsoft-com:office:office" xmlns:oel="http://schemas.microsoft.com/office/2019/extlst" xmlns:r="http://schemas.openxmlformats.org/officeDocument/2006/relationships" xmlns:m="http://schemas.openxmlformats.org/officeDocument/2006/math" xmlns:v="urn:schemas-microsoft-com:vml" xmlns:wp14="http://schemas.microsoft.com/office/word/2010/wordprocessingDrawing" xmlns:wp="http://schemas.openxmlformats.org/drawingml/2006/wordprocessingDrawing" xmlns:w10="urn:schemas-microsoft-com:office:word" xmlns:w="http://schemas.openxmlformats.org/wordprocessingml/2006/main" xmlns:w14="http://schemas.microsoft.com/office/word/2010/wordml" xmlns:w15="http://schemas.microsoft.com/office/word/2012/wordml" xmlns:w16cex="http://schemas.microsoft.com/office/word/2018/wordml/cex" xmlns:w16cid="http://schemas.microsoft.com/office/word/2016/wordml/cid" xmlns:w16="http://schemas.microsoft.com/office/word/2018/wordml" xmlns:w16du="http://schemas.microsoft.com/office/word/2023/wordml/word16du" xmlns:w16sdtdh="http://schemas.microsoft.com/office/word/2020/wordml/sdtdatahash" xmlns:w16se="http://schemas.microsoft.com/office/word/2015/wordml/symex" xmlns:wpg="http://schemas.microsoft.com/office/word/2010/wordprocessingGroup" xmlns:wpi="http://schemas.microsoft.com/office/word/2010/wordprocessingInk" xmlns:wne="http://schemas.microsoft.com/office/word/2006/wordml" xmlns:wps="http://schemas.microsoft.com/office/word/2010/wordprocessingShape" mc:Ignorable="w14 w15 w16se w16cid w16 w16cex w16sdtdh w16du wp14">
   <w:body>
     <w:p>
       <w:pPr>
@@ -500,11 +500,7 @@
           </mc:Choice>
           <mc:Fallback>
             <w:pict>
-              <v:shapetype w14:anchorId="0CC3D419" id="_x0000_t202" coordsize="21600,21600" o:spt="202" path="m,l,21600r21600,l21600,xe">
-                <v:stroke joinstyle="miter"/>
-                <v:path gradientshapeok="t" o:connecttype="rect"/>
-              </v:shapetype>
-              <v:shape id="Textfeld 1" o:spid="_x0000_s1027" type="#_x0000_t202" style="position:absolute;left:0;text-align:left;margin-left:348.4pt;margin-top:28pt;width:184.85pt;height:66.1pt;z-index:251664384;visibility:visible;mso-wrap-style:square;mso-width-percent:0;mso-wrap-distance-left:9pt;mso-wrap-distance-top:0;mso-wrap-distance-right:9pt;mso-wrap-distance-bottom:0;mso-position-horizontal:absolute;mso-position-horizontal-relative:text;mso-position-vertical:absolute;mso-position-vertical-relative:text;mso-width-percent:0;mso-width-relative:margin;v-text-anchor:top" o:gfxdata="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" fillcolor="white [3201]" stroked="f" strokeweight=".5pt">
+              <v:shape w14:anchorId="0CC3D419" id="Textfeld 1" o:spid="_x0000_s1027" type="#_x0000_t202" style="position:absolute;left:0;text-align:left;margin-left:348.4pt;margin-top:28pt;width:184.85pt;height:66.1pt;z-index:251664384;visibility:visible;mso-wrap-style:square;mso-width-percent:0;mso-wrap-distance-left:9pt;mso-wrap-distance-top:0;mso-wrap-distance-right:9pt;mso-wrap-distance-bottom:0;mso-position-horizontal:absolute;mso-position-horizontal-relative:text;mso-position-vertical:absolute;mso-position-vertical-relative:text;mso-width-percent:0;mso-width-relative:margin;v-text-anchor:top" o:gfxdata="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" fillcolor="white [3201]" stroked="f" strokeweight=".5pt">
                 <v:textbox>
                   <w:txbxContent>
                     <w:p>
@@ -2297,7 +2293,7 @@
               <w:jc w:val="center"/>
             </w:pPr>
             <w:r>
-              <w:t>10</w:t>
+              <w:t>01</w:t>
             </w:r>
             <w:r>
               <w:t>.0</w:t>
@@ -2309,7 +2305,7 @@
               <w:t>.202</w:t>
             </w:r>
             <w:r>
-              <w:t>3</w:t>
+              <w:t>4</w:t>
             </w:r>
           </w:p>
         </w:tc>
@@ -2328,7 +2324,7 @@
               <w:jc w:val="center"/>
             </w:pPr>
             <w:r>
-              <w:t>19</w:t>
+              <w:t>10</w:t>
             </w:r>
             <w:r>
               <w:t>.0</w:t>
@@ -2337,7 +2333,10 @@
               <w:t>8</w:t>
             </w:r>
             <w:r>
-              <w:t>.2022</w:t>
+              <w:t>.202</w:t>
+            </w:r>
+            <w:r>
+              <w:t>4</w:t>
             </w:r>
           </w:p>
         </w:tc>
@@ -2355,9 +2354,14 @@
             <w:pPr>
               <w:jc w:val="center"/>
             </w:pPr>
-            <w:r>
-              <w:t>10</w:t>
-            </w:r>
+            <w:fldSimple w:instr=" MERGEFIELD  days  \* MERGEFORMAT ">
+              <w:r>
+                <w:rPr>
+                  <w:noProof/>
+                </w:rPr>
+                <w:t>«days»</w:t>
+              </w:r>
+            </w:fldSimple>
           </w:p>
         </w:tc>
       </w:tr>
@@ -2373,7 +2377,7 @@
 </file>
 
 <file path=word/styles.xml><?xml version="1.0" encoding="utf-8"?>
-<w:styles xmlns:mc="http://schemas.openxmlformats.org/markup-compatibility/2006" xmlns:r="http://schemas.openxmlformats.org/officeDocument/2006/relationships" xmlns:w="http://schemas.openxmlformats.org/wordprocessingml/2006/main" xmlns:w14="http://schemas.microsoft.com/office/word/2010/wordml" xmlns:w15="http://schemas.microsoft.com/office/word/2012/wordml" xmlns:w16cex="http://schemas.microsoft.com/office/word/2018/wordml/cex" xmlns:w16cid="http://schemas.microsoft.com/office/word/2016/wordml/cid" xmlns:w16="http://schemas.microsoft.com/office/word/2018/wordml" xmlns:w16sdtdh="http://schemas.microsoft.com/office/word/2020/wordml/sdtdatahash" xmlns:w16se="http://schemas.microsoft.com/office/word/2015/wordml/symex" mc:Ignorable="w14 w15 w16se w16cid w16 w16cex w16sdtdh">
+<w:styles xmlns:mc="http://schemas.openxmlformats.org/markup-compatibility/2006" xmlns:r="http://schemas.openxmlformats.org/officeDocument/2006/relationships" xmlns:w="http://schemas.openxmlformats.org/wordprocessingml/2006/main" xmlns:w14="http://schemas.microsoft.com/office/word/2010/wordml" xmlns:w15="http://schemas.microsoft.com/office/word/2012/wordml" xmlns:w16cex="http://schemas.microsoft.com/office/word/2018/wordml/cex" xmlns:w16cid="http://schemas.microsoft.com/office/word/2016/wordml/cid" xmlns:w16="http://schemas.microsoft.com/office/word/2018/wordml" xmlns:w16du="http://schemas.microsoft.com/office/word/2023/wordml/word16du" xmlns:w16sdtdh="http://schemas.microsoft.com/office/word/2020/wordml/sdtdatahash" xmlns:w16se="http://schemas.microsoft.com/office/word/2015/wordml/symex" mc:Ignorable="w14 w15 w16se w16cid w16 w16cex w16sdtdh w16du">
   <w:docDefaults>
     <w:rPrDefault>
       <w:rPr>
